--- a/Plantillas/Ab Strategic Planning.docx
+++ b/Plantillas/Ab Strategic Planning.docx
@@ -17357,6 +17357,21 @@
     </w:p>
     <w:p/>
     <w:p/>
+    <w:p>
+      <w:r>
+        <w:t>{{foto_rostro}}</w:t>
+      </w:r>
+    </w:p>
+    <w:p>
+      <w:r>
+        <w:t>{{foto_interior}}</w:t>
+      </w:r>
+    </w:p>
+    <w:p>
+      <w:r>
+        <w:t>{{foto_exterior}}</w:t>
+      </w:r>
+    </w:p>
     <w:sectPr>
       <w:footerReference w:type="default" r:id="rId8"/>
       <w:pgSz w:w="12240" w:h="15840"/>
